--- a/pr-preview/pr-331/estimator-properties-handout.docx
+++ b/pr-preview/pr-331/estimator-properties-handout.docx
@@ -15,7 +15,7 @@
         <w:pStyle w:val="Date"/>
       </w:pPr>
       <w:r>
-        <w:t xml:space="preserve">Last modified: 2026-10-18 00:41:10 (PDT)</w:t>
+        <w:t xml:space="preserve">Last modified: 2026-10-18 13:25:37 (PDT)</w:t>
       </w:r>
     </w:p>
     <w:p>
@@ -220,7 +220,16 @@
         <w:t xml:space="preserve"> </w:t>
       </w:r>
       <w:r>
-        <w:t xml:space="preserve">goes to zero as the sample size grows:</w:t>
+        <w:t xml:space="preserve">goes to zero as the sample size grows</w:t>
+      </w:r>
+      <w:r>
+        <w:t xml:space="preserve"> </w:t>
+      </w:r>
+      <w:r>
+        <w:t xml:space="preserve">[1]</w:t>
+      </w:r>
+      <w:r>
+        <w:t xml:space="preserve">:</w:t>
       </w:r>
     </w:p>
     <w:p>
@@ -482,7 +491,7 @@
         <w:t xml:space="preserve"> </w:t>
       </w:r>
       <w:r>
-        <w:t xml:space="preserve">Casella and Berger (2002, Def. 10.1.1)</w:t>
+        <w:t xml:space="preserve">Casella and Berger [2], Def. 10.1.1</w:t>
       </w:r>
       <w:r>
         <w:t xml:space="preserve">;</w:t>
@@ -491,7 +500,7 @@
         <w:t xml:space="preserve"> </w:t>
       </w:r>
       <w:r>
-        <w:t xml:space="preserve">Wikipedia contributors (2026a)</w:t>
+        <w:t xml:space="preserve">Wikipedia contributors [1]</w:t>
       </w:r>
       <w:r>
         <w:t xml:space="preserve">.</w:t>
@@ -3145,7 +3154,7 @@
         <w:t xml:space="preserve"> </w:t>
       </w:r>
       <w:r>
-        <w:t xml:space="preserve">(Hosmer and Lemeshow 1989)</w:t>
+        <w:t xml:space="preserve">[3]</w:t>
       </w:r>
       <w:r>
         <w:t xml:space="preserve">; the data ship with the R package</w:t>
@@ -5960,7 +5969,7 @@
         <w:t xml:space="preserve"> </w:t>
       </w:r>
       <w:r>
-        <w:t xml:space="preserve">Wikipedia contributors (2026c)</w:t>
+        <w:t xml:space="preserve">Wikipedia contributors [4]</w:t>
       </w:r>
       <w:r>
         <w:t xml:space="preserve">.</w:t>
@@ -5983,7 +5992,7 @@
         <w:t xml:space="preserve"> (Source: Relative efficiency). </w:t>
       </w:r>
       <w:r>
-        <w:t xml:space="preserve">Casella and Berger (2002)</w:t>
+        <w:t xml:space="preserve">Casella and Berger [2]</w:t>
       </w:r>
       <w:r>
         <w:t xml:space="preserve"> </w:t>
@@ -6806,7 +6815,7 @@
         <w:pStyle w:val="BodyText"/>
       </w:pPr>
       <w:r>
-        <w:t xml:space="preserve">Casella and Berger (2002, sec. 10.1, pp. 467–480)</w:t>
+        <w:t xml:space="preserve">Casella and Berger [2, Sec. 10.1], pp. 467–480</w:t>
       </w:r>
       <w:r>
         <w:t xml:space="preserve"> </w:t>
@@ -7420,7 +7429,16 @@
         <w:t xml:space="preserve"> </w:t>
       </w:r>
       <w:r>
-        <w:t xml:space="preserve">the reciprocal of the expected information:</w:t>
+        <w:t xml:space="preserve">the reciprocal of the expected information</w:t>
+      </w:r>
+      <w:r>
+        <w:t xml:space="preserve"> </w:t>
+      </w:r>
+      <w:r>
+        <w:t xml:space="preserve">[5]</w:t>
+      </w:r>
+      <w:r>
+        <w:t xml:space="preserve">:</w:t>
       </w:r>
     </w:p>
     <w:p>
@@ -7538,7 +7556,7 @@
         <w:t xml:space="preserve"> </w:t>
       </w:r>
       <w:r>
-        <w:t xml:space="preserve">(Rao 1945; Cramér 1946; Casella and Berger 2002, Thm. 7.3.9, p. 335; Wikipedia contributors 2026b)</w:t>
+        <w:t xml:space="preserve">[6], [7], [2], Thm. 7.3.9, p. 335, [5]</w:t>
       </w:r>
       <w:r>
         <w:t xml:space="preserve">.</w:t>
@@ -8630,6 +8648,12 @@
         </w:r>
       </w:hyperlink>
       <w:r>
+        <w:t xml:space="preserve"> </w:t>
+      </w:r>
+      <w:r>
+        <w:t xml:space="preserve">[4]</w:t>
+      </w:r>
+      <w:r>
         <w:t xml:space="preserve">:</w:t>
       </w:r>
     </w:p>
@@ -8728,7 +8752,7 @@
         <w:t xml:space="preserve"> </w:t>
       </w:r>
       <w:r>
-        <w:t xml:space="preserve">Casella and Berger (2002, sec. 7.3.2)</w:t>
+        <w:t xml:space="preserve">Casella and Berger [2, Sec. 7.3.2]</w:t>
       </w:r>
       <w:r>
         <w:t xml:space="preserve">;</w:t>
@@ -8737,7 +8761,7 @@
         <w:t xml:space="preserve"> </w:t>
       </w:r>
       <w:r>
-        <w:t xml:space="preserve">Wikipedia contributors (2026c)</w:t>
+        <w:t xml:space="preserve">Wikipedia contributors [4]</w:t>
       </w:r>
       <w:r>
         <w:t xml:space="preserve">.</w:t>
@@ -9712,7 +9736,7 @@
         </w:numPr>
       </w:pPr>
       <w:r>
-        <w:t xml:space="preserve">Hogg et al. (2019, sec. 6.6, pp. 285–289)</w:t>
+        <w:t xml:space="preserve">Hogg et al. [8, Sec. 6.6], pp. 285–289</w:t>
       </w:r>
       <w:r>
         <w:t xml:space="preserve"> </w:t>
@@ -9730,7 +9754,7 @@
         </w:numPr>
       </w:pPr>
       <w:r>
-        <w:t xml:space="preserve">Casella and Berger (2002, sec. 7.3.2, pp. 334–341)</w:t>
+        <w:t xml:space="preserve">Casella and Berger [2, Sec. 7.3.2], pp. 334–341</w:t>
       </w:r>
       <w:r>
         <w:t xml:space="preserve"> </w:t>
@@ -9748,7 +9772,7 @@
         </w:numPr>
       </w:pPr>
       <w:r>
-        <w:t xml:space="preserve">Rice (2007, sec. 8.5.2, pp. 274–278)</w:t>
+        <w:t xml:space="preserve">Rice [9, Sec. 8.5.2], pp. 274–278</w:t>
       </w:r>
       <w:r>
         <w:t xml:space="preserve"> </w:t>
@@ -9766,7 +9790,7 @@
         </w:numPr>
       </w:pPr>
       <w:r>
-        <w:t xml:space="preserve">Rice (2007, sec. 8.7, pp. 298–304)</w:t>
+        <w:t xml:space="preserve">Rice [9, Sec. 8.7], pp. 298–304</w:t>
       </w:r>
       <w:r>
         <w:t xml:space="preserve"> </w:t>
@@ -9776,84 +9800,89 @@
       </w:r>
     </w:p>
     <w:bookmarkEnd w:id="64"/>
-    <w:bookmarkStart w:id="65" w:name="further-reading"/>
+    <w:bookmarkStart w:id="80" w:name="references"/>
     <w:p>
       <w:pPr>
         <w:pStyle w:val="Heading2"/>
       </w:pPr>
       <w:r>
-        <w:t xml:space="preserve">Further reading</w:t>
+        <w:t xml:space="preserve">References</w:t>
       </w:r>
     </w:p>
-    <w:p>
-      <w:pPr>
-        <w:numPr>
-          <w:ilvl w:val="0"/>
-          <w:numId w:val="1002"/>
-        </w:numPr>
-      </w:pPr>
-      <w:r>
-        <w:t xml:space="preserve">Wikipedia contributors (2026a)</w:t>
-      </w:r>
-      <w:r>
-        <w:t xml:space="preserve"> </w:t>
-      </w:r>
-      <w:r>
-        <w:t xml:space="preserve">— consistency and its variants</w:t>
-      </w:r>
-    </w:p>
-    <w:p>
-      <w:pPr>
-        <w:numPr>
-          <w:ilvl w:val="0"/>
-          <w:numId w:val="1002"/>
-        </w:numPr>
-      </w:pPr>
-      <w:r>
-        <w:t xml:space="preserve">Wikipedia contributors (2026c)</w:t>
-      </w:r>
-      <w:r>
-        <w:t xml:space="preserve"> </w:t>
-      </w:r>
-      <w:r>
-        <w:t xml:space="preserve">— efficiency and relative efficiency</w:t>
-      </w:r>
-    </w:p>
-    <w:p>
-      <w:pPr>
-        <w:numPr>
-          <w:ilvl w:val="0"/>
-          <w:numId w:val="1002"/>
-        </w:numPr>
-      </w:pPr>
-      <w:r>
-        <w:t xml:space="preserve">Wikipedia contributors (2026b)</w:t>
-      </w:r>
-      <w:r>
-        <w:t xml:space="preserve"> </w:t>
-      </w:r>
-      <w:r>
-        <w:t xml:space="preserve">— the bound and the estimators that attain it</w:t>
-      </w:r>
-    </w:p>
-    <w:bookmarkEnd w:id="65"/>
-    <w:bookmarkStart w:id="81" w:name="references"/>
-    <w:p>
-      <w:pPr>
-        <w:pStyle w:val="Heading2"/>
-      </w:pPr>
-      <w:r>
-        <w:t xml:space="preserve">References</w:t>
-      </w:r>
-    </w:p>
-    <w:bookmarkStart w:id="80" w:name="refs"/>
-    <w:bookmarkStart w:id="67" w:name="ref-CaseBerg01"/>
+    <w:bookmarkStart w:id="79" w:name="refs"/>
+    <w:bookmarkStart w:id="66" w:name="ref-wikipedia_consistent_estimator"/>
     <w:p>
       <w:pPr>
         <w:pStyle w:val="Bibliography"/>
       </w:pPr>
       <w:r>
-        <w:t xml:space="preserve">Casella, George, and Roger Berger. 2002.</w:t>
+        <w:t xml:space="preserve">[1]</w:t>
+      </w:r>
+      <w:r>
+        <w:t xml:space="preserve"> </w:t>
+      </w:r>
+      <w:r>
+        <w:t xml:space="preserve">	</w:t>
+      </w:r>
+      <w:r>
+        <w:t xml:space="preserve">Wikipedia contributors,</w:t>
+      </w:r>
+      <w:r>
+        <w:t xml:space="preserve"> </w:t>
+      </w:r>
+      <w:r>
+        <w:t xml:space="preserve">“Consistent estimator —</w:t>
+      </w:r>
+      <w:r>
+        <w:t xml:space="preserve"> </w:t>
+      </w:r>
+      <w:r>
+        <w:t xml:space="preserve">Wikipedia</w:t>
+      </w:r>
+      <w:r>
+        <w:t xml:space="preserve">,</w:t>
+      </w:r>
+      <w:r>
+        <w:t xml:space="preserve"> </w:t>
+      </w:r>
+      <w:r>
+        <w:t xml:space="preserve">the free encyclopedia.”</w:t>
+      </w:r>
+      <w:r>
+        <w:t xml:space="preserve"> </w:t>
+      </w:r>
+      <w:r>
+        <w:t xml:space="preserve">2026. Available:</w:t>
+      </w:r>
+      <w:r>
+        <w:t xml:space="preserve"> </w:t>
+      </w:r>
+      <w:hyperlink r:id="rId65">
+        <w:r>
+          <w:rPr>
+            <w:rStyle w:val="Hyperlink"/>
+          </w:rPr>
+          <w:t xml:space="preserve">https://en.wikipedia.org/wiki/Consistent_estimator</w:t>
+        </w:r>
+      </w:hyperlink>
+    </w:p>
+    <w:bookmarkEnd w:id="66"/>
+    <w:bookmarkStart w:id="68" w:name="ref-CaseBerg01"/>
+    <w:p>
+      <w:pPr>
+        <w:pStyle w:val="Bibliography"/>
+      </w:pPr>
+      <w:r>
+        <w:t xml:space="preserve">[2]</w:t>
+      </w:r>
+      <w:r>
+        <w:t xml:space="preserve"> </w:t>
+      </w:r>
+      <w:r>
+        <w:t xml:space="preserve">	</w:t>
+      </w:r>
+      <w:r>
+        <w:t xml:space="preserve">G. Casella and R. Berger,</w:t>
       </w:r>
       <w:r>
         <w:t xml:space="preserve"> </w:t>
@@ -9863,15 +9892,15 @@
           <w:i/>
           <w:iCs/>
         </w:rPr>
-        <w:t xml:space="preserve">Statistical Inference</w:t>
-      </w:r>
-      <w:r>
-        <w:t xml:space="preserve">. 2nd ed. Cengage Learning.</w:t>
-      </w:r>
-      <w:r>
-        <w:t xml:space="preserve"> </w:t>
-      </w:r>
-      <w:hyperlink r:id="rId66">
+        <w:t xml:space="preserve">Statistical inference</w:t>
+      </w:r>
+      <w:r>
+        <w:t xml:space="preserve">, 2nd ed. Cengage Learning, 2002. Available:</w:t>
+      </w:r>
+      <w:r>
+        <w:t xml:space="preserve"> </w:t>
+      </w:r>
+      <w:hyperlink r:id="rId67">
         <w:r>
           <w:rPr>
             <w:rStyle w:val="Hyperlink"/>
@@ -9879,18 +9908,24 @@
           <w:t xml:space="preserve">https://www.cengage.com/c/statistical-inference-2e-casella-berger/9780534243128/</w:t>
         </w:r>
       </w:hyperlink>
-      <w:r>
-        <w:t xml:space="preserve">.</w:t>
-      </w:r>
     </w:p>
-    <w:bookmarkEnd w:id="67"/>
-    <w:bookmarkStart w:id="69" w:name="ref-cramer1946mathematical"/>
+    <w:bookmarkEnd w:id="68"/>
+    <w:bookmarkStart w:id="69" w:name="ref-hosmer1989applied"/>
     <w:p>
       <w:pPr>
         <w:pStyle w:val="Bibliography"/>
       </w:pPr>
       <w:r>
-        <w:t xml:space="preserve">Cramér, Harald. 1946.</w:t>
+        <w:t xml:space="preserve">[3]</w:t>
+      </w:r>
+      <w:r>
+        <w:t xml:space="preserve"> </w:t>
+      </w:r>
+      <w:r>
+        <w:t xml:space="preserve">	</w:t>
+      </w:r>
+      <w:r>
+        <w:t xml:space="preserve">D. W. Hosmer and S. Lemeshow,</w:t>
       </w:r>
       <w:r>
         <w:t xml:space="preserve"> </w:t>
@@ -9900,274 +9935,124 @@
           <w:i/>
           <w:iCs/>
         </w:rPr>
-        <w:t xml:space="preserve">Mathematical Methods of Statistics</w:t>
-      </w:r>
-      <w:r>
-        <w:t xml:space="preserve">. Princeton University Press.</w:t>
-      </w:r>
-      <w:r>
-        <w:t xml:space="preserve"> </w:t>
-      </w:r>
-      <w:hyperlink r:id="rId68">
+        <w:t xml:space="preserve">Applied logistic regression</w:t>
+      </w:r>
+      <w:r>
+        <w:t xml:space="preserve">. New York: Wiley, 1989.</w:t>
+      </w:r>
+    </w:p>
+    <w:bookmarkEnd w:id="69"/>
+    <w:bookmarkStart w:id="71" w:name="ref-wikipedia_efficiency_statistics"/>
+    <w:p>
+      <w:pPr>
+        <w:pStyle w:val="Bibliography"/>
+      </w:pPr>
+      <w:r>
+        <w:t xml:space="preserve">[4]</w:t>
+      </w:r>
+      <w:r>
+        <w:t xml:space="preserve"> </w:t>
+      </w:r>
+      <w:r>
+        <w:t xml:space="preserve">	</w:t>
+      </w:r>
+      <w:r>
+        <w:t xml:space="preserve">Wikipedia contributors,</w:t>
+      </w:r>
+      <w:r>
+        <w:t xml:space="preserve"> </w:t>
+      </w:r>
+      <w:r>
+        <w:t xml:space="preserve">“Efficiency (statistics) —</w:t>
+      </w:r>
+      <w:r>
+        <w:t xml:space="preserve"> </w:t>
+      </w:r>
+      <w:r>
+        <w:t xml:space="preserve">Wikipedia</w:t>
+      </w:r>
+      <w:r>
+        <w:t xml:space="preserve">,</w:t>
+      </w:r>
+      <w:r>
+        <w:t xml:space="preserve"> </w:t>
+      </w:r>
+      <w:r>
+        <w:t xml:space="preserve">the free encyclopedia.”</w:t>
+      </w:r>
+      <w:r>
+        <w:t xml:space="preserve"> </w:t>
+      </w:r>
+      <w:r>
+        <w:t xml:space="preserve">2026. Available:</w:t>
+      </w:r>
+      <w:r>
+        <w:t xml:space="preserve"> </w:t>
+      </w:r>
+      <w:hyperlink r:id="rId70">
         <w:r>
           <w:rPr>
             <w:rStyle w:val="Hyperlink"/>
           </w:rPr>
-          <w:t xml:space="preserve">https://doi.org/10.1515/9781400883868</w:t>
+          <w:t xml:space="preserve">https://en.wikipedia.org/wiki/Efficiency_%28statistics%29</w:t>
         </w:r>
       </w:hyperlink>
-      <w:r>
-        <w:t xml:space="preserve">.</w:t>
-      </w:r>
     </w:p>
-    <w:bookmarkEnd w:id="69"/>
-    <w:bookmarkStart w:id="70" w:name="ref-hoggtanis2015"/>
+    <w:bookmarkEnd w:id="71"/>
+    <w:bookmarkStart w:id="73" w:name="ref-wikipedia_cram_r_rao_bound"/>
     <w:p>
       <w:pPr>
         <w:pStyle w:val="Bibliography"/>
       </w:pPr>
       <w:r>
-        <w:t xml:space="preserve">Hogg, Robert V., Elliot A. Tanis, and Dale L. Zimmerman. 2019.</w:t>
-      </w:r>
-      <w:r>
-        <w:t xml:space="preserve"> </w:t>
-      </w:r>
-      <w:r>
-        <w:rPr>
-          <w:i/>
-          <w:iCs/>
-        </w:rPr>
-        <w:t xml:space="preserve">Probability and Statistical Inference</w:t>
-      </w:r>
-      <w:r>
-        <w:t xml:space="preserve">. Tenth edition. Pearson.</w:t>
-      </w:r>
-    </w:p>
-    <w:bookmarkEnd w:id="70"/>
-    <w:bookmarkStart w:id="71" w:name="ref-hosmer1989applied"/>
-    <w:p>
-      <w:pPr>
-        <w:pStyle w:val="Bibliography"/>
-      </w:pPr>
-      <w:r>
-        <w:t xml:space="preserve">Hosmer, David W., and Stanley Lemeshow. 1989.</w:t>
-      </w:r>
-      <w:r>
-        <w:t xml:space="preserve"> </w:t>
-      </w:r>
-      <w:r>
-        <w:rPr>
-          <w:i/>
-          <w:iCs/>
-        </w:rPr>
-        <w:t xml:space="preserve">Applied Logistic Regression</w:t>
-      </w:r>
-      <w:r>
-        <w:t xml:space="preserve">. Wiley.</w:t>
-      </w:r>
-    </w:p>
-    <w:bookmarkEnd w:id="71"/>
-    <w:bookmarkStart w:id="72" w:name="ref-rao1945information"/>
-    <w:p>
-      <w:pPr>
-        <w:pStyle w:val="Bibliography"/>
-      </w:pPr>
-      <w:r>
-        <w:t xml:space="preserve">Rao, C. Radhakrishna. 1945.</w:t>
-      </w:r>
-      <w:r>
-        <w:t xml:space="preserve"> </w:t>
-      </w:r>
-      <w:r>
-        <w:t xml:space="preserve">“Information and the Accuracy Attainable in the Estimation of Statistical Parameters.”</w:t>
-      </w:r>
-      <w:r>
-        <w:t xml:space="preserve"> </w:t>
-      </w:r>
-      <w:r>
-        <w:rPr>
-          <w:i/>
-          <w:iCs/>
-        </w:rPr>
-        <w:t xml:space="preserve">Bulletin of the Calcutta Mathematical Society</w:t>
-      </w:r>
-      <w:r>
-        <w:t xml:space="preserve"> </w:t>
-      </w:r>
-      <w:r>
-        <w:t xml:space="preserve">37: 81–91.</w:t>
-      </w:r>
-    </w:p>
-    <w:bookmarkEnd w:id="72"/>
-    <w:bookmarkStart w:id="73" w:name="ref-rice2007mathematical"/>
-    <w:p>
-      <w:pPr>
-        <w:pStyle w:val="Bibliography"/>
-      </w:pPr>
-      <w:r>
-        <w:t xml:space="preserve">Rice, John A. 2007.</w:t>
-      </w:r>
-      <w:r>
-        <w:t xml:space="preserve"> </w:t>
-      </w:r>
-      <w:r>
-        <w:rPr>
-          <w:i/>
-          <w:iCs/>
-        </w:rPr>
-        <w:t xml:space="preserve">Mathematical Statistics and Data Analysis</w:t>
-      </w:r>
-      <w:r>
-        <w:t xml:space="preserve">. 3rd ed. Cengage Learning.</w:t>
-      </w:r>
-    </w:p>
-    <w:bookmarkEnd w:id="73"/>
-    <w:bookmarkStart w:id="75" w:name="ref-wikipedia_consistent_estimator"/>
-    <w:p>
-      <w:pPr>
-        <w:pStyle w:val="Bibliography"/>
-      </w:pPr>
-      <w:r>
-        <w:t xml:space="preserve">Wikipedia contributors. 2026a.</w:t>
-      </w:r>
-      <w:r>
-        <w:t xml:space="preserve"> </w:t>
-      </w:r>
-      <w:r>
-        <w:rPr>
-          <w:i/>
-          <w:iCs/>
-        </w:rPr>
-        <w:t xml:space="preserve">Consistent Estimator —</w:t>
-      </w:r>
-      <w:r>
-        <w:rPr>
-          <w:i/>
-          <w:iCs/>
-        </w:rPr>
-        <w:t xml:space="preserve"> </w:t>
-      </w:r>
-      <w:r>
-        <w:rPr>
-          <w:i/>
-          <w:iCs/>
-        </w:rPr>
+        <w:t xml:space="preserve">[5]</w:t>
+      </w:r>
+      <w:r>
+        <w:t xml:space="preserve"> </w:t>
+      </w:r>
+      <w:r>
+        <w:t xml:space="preserve">	</w:t>
+      </w:r>
+      <w:r>
+        <w:t xml:space="preserve">Wikipedia contributors,</w:t>
+      </w:r>
+      <w:r>
+        <w:t xml:space="preserve"> </w:t>
+      </w:r>
+      <w:r>
+        <w:t xml:space="preserve">“Cram</w:t>
+      </w:r>
+      <w:r>
+        <w:t xml:space="preserve">é</w:t>
+      </w:r>
+      <w:r>
+        <w:t xml:space="preserve">r–rao bound —</w:t>
+      </w:r>
+      <w:r>
+        <w:t xml:space="preserve"> </w:t>
+      </w:r>
+      <w:r>
         <w:t xml:space="preserve">Wikipedia</w:t>
       </w:r>
       <w:r>
-        <w:rPr>
-          <w:i/>
-          <w:iCs/>
-        </w:rPr>
         <w:t xml:space="preserve">,</w:t>
       </w:r>
       <w:r>
-        <w:rPr>
-          <w:i/>
-          <w:iCs/>
-        </w:rPr>
-        <w:t xml:space="preserve"> </w:t>
-      </w:r>
-      <w:r>
-        <w:rPr>
-          <w:i/>
-          <w:iCs/>
-        </w:rPr>
-        <w:t xml:space="preserve">the Free Encyclopedia</w:t>
-      </w:r>
-      <w:r>
-        <w:t xml:space="preserve">.</w:t>
-      </w:r>
-      <w:r>
-        <w:t xml:space="preserve"> </w:t>
-      </w:r>
-      <w:hyperlink r:id="rId74">
-        <w:r>
-          <w:rPr>
-            <w:rStyle w:val="Hyperlink"/>
-          </w:rPr>
-          <w:t xml:space="preserve">https://en.wikipedia.org/wiki/Consistent_estimator</w:t>
-        </w:r>
-      </w:hyperlink>
-      <w:r>
-        <w:t xml:space="preserve">.</w:t>
-      </w:r>
-    </w:p>
-    <w:bookmarkEnd w:id="75"/>
-    <w:bookmarkStart w:id="77" w:name="ref-wikipedia_cram_r_rao_bound"/>
-    <w:p>
-      <w:pPr>
-        <w:pStyle w:val="Bibliography"/>
-      </w:pPr>
-      <w:r>
-        <w:t xml:space="preserve">Wikipedia contributors. 2026b.</w:t>
-      </w:r>
-      <w:r>
-        <w:t xml:space="preserve"> </w:t>
-      </w:r>
-      <w:r>
-        <w:rPr>
-          <w:i/>
-          <w:iCs/>
-        </w:rPr>
-        <w:t xml:space="preserve">Cram</w:t>
-      </w:r>
-      <w:r>
-        <w:rPr>
-          <w:i/>
-          <w:iCs/>
-        </w:rPr>
-        <w:t xml:space="preserve">é</w:t>
-      </w:r>
-      <w:r>
-        <w:rPr>
-          <w:i/>
-          <w:iCs/>
-        </w:rPr>
-        <w:t xml:space="preserve">r–Rao Bound —</w:t>
-      </w:r>
-      <w:r>
-        <w:rPr>
-          <w:i/>
-          <w:iCs/>
-        </w:rPr>
-        <w:t xml:space="preserve"> </w:t>
-      </w:r>
-      <w:r>
-        <w:rPr>
-          <w:i/>
-          <w:iCs/>
-        </w:rPr>
-        <w:t xml:space="preserve">Wikipedia</w:t>
-      </w:r>
-      <w:r>
-        <w:rPr>
-          <w:i/>
-          <w:iCs/>
-        </w:rPr>
-        <w:t xml:space="preserve">,</w:t>
-      </w:r>
-      <w:r>
-        <w:rPr>
-          <w:i/>
-          <w:iCs/>
-        </w:rPr>
-        <w:t xml:space="preserve"> </w:t>
-      </w:r>
-      <w:r>
-        <w:rPr>
-          <w:i/>
-          <w:iCs/>
-        </w:rPr>
-        <w:t xml:space="preserve">the Free Encyclopedia</w:t>
-      </w:r>
-      <w:r>
-        <w:t xml:space="preserve">.</w:t>
-      </w:r>
-      <w:r>
-        <w:t xml:space="preserve"> </w:t>
-      </w:r>
-      <w:hyperlink r:id="rId76">
+        <w:t xml:space="preserve"> </w:t>
+      </w:r>
+      <w:r>
+        <w:t xml:space="preserve">the free encyclopedia.”</w:t>
+      </w:r>
+      <w:r>
+        <w:t xml:space="preserve"> </w:t>
+      </w:r>
+      <w:r>
+        <w:t xml:space="preserve">2026. Available:</w:t>
+      </w:r>
+      <w:r>
+        <w:t xml:space="preserve"> </w:t>
+      </w:r>
+      <w:hyperlink r:id="rId72">
         <w:r>
           <w:rPr>
             <w:rStyle w:val="Hyperlink"/>
@@ -10175,18 +10060,30 @@
           <w:t xml:space="preserve">https://en.wikipedia.org/wiki/Cram%C3%A9r%E2%80%93Rao_bound</w:t>
         </w:r>
       </w:hyperlink>
-      <w:r>
-        <w:t xml:space="preserve">.</w:t>
-      </w:r>
     </w:p>
-    <w:bookmarkEnd w:id="77"/>
-    <w:bookmarkStart w:id="79" w:name="ref-wikipedia_efficiency_statistics"/>
+    <w:bookmarkEnd w:id="73"/>
+    <w:bookmarkStart w:id="74" w:name="ref-rao1945information"/>
     <w:p>
       <w:pPr>
         <w:pStyle w:val="Bibliography"/>
       </w:pPr>
       <w:r>
-        <w:t xml:space="preserve">Wikipedia contributors. 2026c.</w:t>
+        <w:t xml:space="preserve">[6]</w:t>
+      </w:r>
+      <w:r>
+        <w:t xml:space="preserve"> </w:t>
+      </w:r>
+      <w:r>
+        <w:t xml:space="preserve">	</w:t>
+      </w:r>
+      <w:r>
+        <w:t xml:space="preserve">C. R. Rao,</w:t>
+      </w:r>
+      <w:r>
+        <w:t xml:space="preserve"> </w:t>
+      </w:r>
+      <w:r>
+        <w:t xml:space="preserve">“Information and the accuracy attainable in the estimation of statistical parameters,”</w:t>
       </w:r>
       <w:r>
         <w:t xml:space="preserve"> </w:t>
@@ -10196,64 +10093,125 @@
           <w:i/>
           <w:iCs/>
         </w:rPr>
-        <w:t xml:space="preserve">Efficiency (Statistics) —</w:t>
+        <w:t xml:space="preserve">Bulletin of the Calcutta Mathematical Society</w:t>
+      </w:r>
+      <w:r>
+        <w:t xml:space="preserve">, vol. 37, pp. 81–91, 1945.</w:t>
+      </w:r>
+    </w:p>
+    <w:bookmarkEnd w:id="74"/>
+    <w:bookmarkStart w:id="76" w:name="ref-cramer1946mathematical"/>
+    <w:p>
+      <w:pPr>
+        <w:pStyle w:val="Bibliography"/>
+      </w:pPr>
+      <w:r>
+        <w:t xml:space="preserve">[7]</w:t>
+      </w:r>
+      <w:r>
+        <w:t xml:space="preserve"> </w:t>
+      </w:r>
+      <w:r>
+        <w:t xml:space="preserve">	</w:t>
+      </w:r>
+      <w:r>
+        <w:t xml:space="preserve">H. Cramér,</w:t>
+      </w:r>
+      <w:r>
+        <w:t xml:space="preserve"> </w:t>
       </w:r>
       <w:r>
         <w:rPr>
           <w:i/>
           <w:iCs/>
         </w:rPr>
-        <w:t xml:space="preserve"> </w:t>
-      </w:r>
-      <w:r>
-        <w:rPr>
-          <w:i/>
-          <w:iCs/>
-        </w:rPr>
-        <w:t xml:space="preserve">Wikipedia</w:t>
-      </w:r>
-      <w:r>
-        <w:rPr>
-          <w:i/>
-          <w:iCs/>
-        </w:rPr>
-        <w:t xml:space="preserve">,</w:t>
-      </w:r>
-      <w:r>
-        <w:rPr>
-          <w:i/>
-          <w:iCs/>
-        </w:rPr>
-        <w:t xml:space="preserve"> </w:t>
-      </w:r>
-      <w:r>
-        <w:rPr>
-          <w:i/>
-          <w:iCs/>
-        </w:rPr>
-        <w:t xml:space="preserve">the Free Encyclopedia</w:t>
-      </w:r>
-      <w:r>
-        <w:t xml:space="preserve">.</w:t>
-      </w:r>
-      <w:r>
-        <w:t xml:space="preserve"> </w:t>
-      </w:r>
-      <w:hyperlink r:id="rId78">
+        <w:t xml:space="preserve">Mathematical methods of statistics</w:t>
+      </w:r>
+      <w:r>
+        <w:t xml:space="preserve">. Princeton, NJ: Princeton University Press, 1946. doi:</w:t>
+      </w:r>
+      <w:r>
+        <w:t xml:space="preserve"> </w:t>
+      </w:r>
+      <w:hyperlink r:id="rId75">
         <w:r>
           <w:rPr>
             <w:rStyle w:val="Hyperlink"/>
           </w:rPr>
-          <w:t xml:space="preserve">https://en.wikipedia.org/wiki/Efficiency_%28statistics%29</w:t>
+          <w:t xml:space="preserve">10.1515/9781400883868</w:t>
         </w:r>
       </w:hyperlink>
       <w:r>
         <w:t xml:space="preserve">.</w:t>
       </w:r>
     </w:p>
+    <w:bookmarkEnd w:id="76"/>
+    <w:bookmarkStart w:id="77" w:name="ref-hoggtanis2015"/>
+    <w:p>
+      <w:pPr>
+        <w:pStyle w:val="Bibliography"/>
+      </w:pPr>
+      <w:r>
+        <w:t xml:space="preserve">[8]</w:t>
+      </w:r>
+      <w:r>
+        <w:t xml:space="preserve"> </w:t>
+      </w:r>
+      <w:r>
+        <w:t xml:space="preserve">	</w:t>
+      </w:r>
+      <w:r>
+        <w:t xml:space="preserve">R. V. Hogg, E. A. Tanis, and D. L. Zimmerman,</w:t>
+      </w:r>
+      <w:r>
+        <w:t xml:space="preserve"> </w:t>
+      </w:r>
+      <w:r>
+        <w:rPr>
+          <w:i/>
+          <w:iCs/>
+        </w:rPr>
+        <w:t xml:space="preserve">Probability and statistical inference</w:t>
+      </w:r>
+      <w:r>
+        <w:t xml:space="preserve">, Tenth edition. Boston: Pearson, 2019.</w:t>
+      </w:r>
+    </w:p>
+    <w:bookmarkEnd w:id="77"/>
+    <w:bookmarkStart w:id="78" w:name="ref-rice2007mathematical"/>
+    <w:p>
+      <w:pPr>
+        <w:pStyle w:val="Bibliography"/>
+      </w:pPr>
+      <w:r>
+        <w:t xml:space="preserve">[9]</w:t>
+      </w:r>
+      <w:r>
+        <w:t xml:space="preserve"> </w:t>
+      </w:r>
+      <w:r>
+        <w:t xml:space="preserve">	</w:t>
+      </w:r>
+      <w:r>
+        <w:t xml:space="preserve">J. A. Rice,</w:t>
+      </w:r>
+      <w:r>
+        <w:t xml:space="preserve"> </w:t>
+      </w:r>
+      <w:r>
+        <w:rPr>
+          <w:i/>
+          <w:iCs/>
+        </w:rPr>
+        <w:t xml:space="preserve">Mathematical statistics and data analysis</w:t>
+      </w:r>
+      <w:r>
+        <w:t xml:space="preserve">, 3rd ed. Belmont, CA: Cengage Learning, 2007.</w:t>
+      </w:r>
+    </w:p>
+    <w:bookmarkEnd w:id="78"/>
     <w:bookmarkEnd w:id="79"/>
     <w:bookmarkEnd w:id="80"/>
-    <w:bookmarkEnd w:id="81"/>
     <w:sectPr>
       <w:footnotePr>
         <w:numRestart w:val="eachSect"/>
@@ -10471,9 +10429,6 @@
     <w:abstractNumId w:val="990"/>
   </w:num>
   <w:num w:numId="1001">
-    <w:abstractNumId w:val="991"/>
-  </w:num>
-  <w:num w:numId="1002">
     <w:abstractNumId w:val="991"/>
   </w:num>
 </w:numbering>
